--- a/manuscript/jma_title_page.docx
+++ b/manuscript/jma_title_page.docx
@@ -239,7 +239,7 @@
     <w:lvl w:ilvl="0">
       <w:start w:val="1"/>
       <w:numFmt w:val="bullet"/>
-      <w:lvlText w:val=""/>
+      <w:lvlText w:val="*"/>
       <w:lvlJc w:val="left"/>
       <w:pPr>
         <w:tabs>
@@ -260,7 +260,7 @@
       <w:start w:val="1"/>
       <w:numFmt w:val="bullet"/>
       <w:pStyle w:val="ListBullet3"/>
-      <w:lvlText w:val=""/>
+      <w:lvlText w:val="*"/>
       <w:lvlJc w:val="left"/>
       <w:pPr>
         <w:tabs>
@@ -281,7 +281,7 @@
       <w:start w:val="1"/>
       <w:numFmt w:val="bullet"/>
       <w:pStyle w:val="ListBullet2"/>
-      <w:lvlText w:val=""/>
+      <w:lvlText w:val="*"/>
       <w:lvlJc w:val="left"/>
       <w:pPr>
         <w:tabs>
@@ -320,7 +320,7 @@
       <w:start w:val="1"/>
       <w:numFmt w:val="bullet"/>
       <w:pStyle w:val="ListBullet"/>
-      <w:lvlText w:val=""/>
+      <w:lvlText w:val="*"/>
       <w:lvlJc w:val="left"/>
       <w:pPr>
         <w:tabs>
@@ -24064,10 +24064,10 @@
         <a:latin typeface="Calibri"/>
         <a:ea typeface=""/>
         <a:cs typeface=""/>
-        <a:font script="Jpan" typeface="ＭＳ ゴシック"/>
-        <a:font script="Hang" typeface="맑은 고딕"/>
-        <a:font script="Hans" typeface="宋体"/>
-        <a:font script="Hant" typeface="新細明體"/>
+        <a:font script="Jpan" typeface="MS Gothic"/>
+        <a:font script="Hang" typeface="Malgun Gothic"/>
+        <a:font script="Hans" typeface="SimSun"/>
+        <a:font script="Hant" typeface="PMingLiU"/>
         <a:font script="Arab" typeface="Times New Roman"/>
         <a:font script="Hebr" typeface="Times New Roman"/>
         <a:font script="Thai" typeface="Angsana New"/>
@@ -24099,10 +24099,10 @@
         <a:latin typeface="Cambria"/>
         <a:ea typeface=""/>
         <a:cs typeface=""/>
-        <a:font script="Jpan" typeface="ＭＳ 明朝"/>
-        <a:font script="Hang" typeface="맑은 고딕"/>
-        <a:font script="Hans" typeface="宋体"/>
-        <a:font script="Hant" typeface="新細明體"/>
+        <a:font script="Jpan" typeface="MS Mincho"/>
+        <a:font script="Hang" typeface="Malgun Gothic"/>
+        <a:font script="Hans" typeface="SimSun"/>
+        <a:font script="Hant" typeface="PMingLiU"/>
         <a:font script="Arab" typeface="Arial"/>
         <a:font script="Hebr" typeface="Arial"/>
         <a:font script="Thai" typeface="Cordia New"/>
